--- a/PM-Week02/docs/J2_CITRA AYU MEILINDA_SIB 2F.docx
+++ b/PM-Week02/docs/J2_CITRA AYU MEILINDA_SIB 2F.docx
@@ -65,17 +65,7 @@
           <w:sz w:val="36"/>
           <w:szCs w:val="36"/>
         </w:rPr>
-        <w:t>2</w:t>
-      </w:r>
-      <w:r>
-        <w:rPr>
-          <w:rFonts w:ascii="Times New Roman" w:hAnsi="Times New Roman" w:cs="Times New Roman"/>
-          <w:b/>
-          <w:bCs/>
-          <w:sz w:val="36"/>
-          <w:szCs w:val="36"/>
-        </w:rPr>
-        <w:t xml:space="preserve"> – </w:t>
+        <w:t xml:space="preserve">2 – </w:t>
       </w:r>
       <w:proofErr w:type="spellStart"/>
       <w:r>
@@ -803,19 +793,7 @@
         <w:rPr>
           <w:rFonts w:ascii="Times New Roman" w:hAnsi="Times New Roman" w:cs="Times New Roman"/>
         </w:rPr>
-        <w:t xml:space="preserve"> BMI</w:t>
-      </w:r>
-      <w:r>
-        <w:rPr>
-          <w:rFonts w:ascii="Times New Roman" w:hAnsi="Times New Roman" w:cs="Times New Roman"/>
-        </w:rPr>
-        <w:t xml:space="preserve"> (</w:t>
-      </w:r>
-      <w:r>
-        <w:rPr>
-          <w:rFonts w:ascii="Times New Roman" w:hAnsi="Times New Roman" w:cs="Times New Roman"/>
-        </w:rPr>
-        <w:t xml:space="preserve">Body Mass Index) </w:t>
+        <w:t xml:space="preserve"> BMI (Body Mass Index) </w:t>
       </w:r>
       <w:proofErr w:type="spellStart"/>
       <w:r>
@@ -991,7 +969,6 @@
         </w:rPr>
         <w:t xml:space="preserve"> </w:t>
       </w:r>
-      <w:proofErr w:type="gramStart"/>
       <w:r>
         <w:rPr>
           <w:rFonts w:ascii="Consolas" w:eastAsia="Times New Roman" w:hAnsi="Consolas" w:cs="Times New Roman"/>
@@ -1010,18 +987,7 @@
           <w:lang w:val="en-ID" w:eastAsia="en-ID"/>
           <w14:ligatures w14:val="none"/>
         </w:rPr>
-        <w:t>(</w:t>
-      </w:r>
-      <w:proofErr w:type="gramEnd"/>
-      <w:r>
-        <w:rPr>
-          <w:rFonts w:ascii="Consolas" w:eastAsia="Times New Roman" w:hAnsi="Consolas" w:cs="Times New Roman"/>
-          <w:color w:val="CCCCCC"/>
-          <w:kern w:val="0"/>
-          <w:lang w:val="en-ID" w:eastAsia="en-ID"/>
-          <w14:ligatures w14:val="none"/>
-        </w:rPr>
-        <w:t>) {</w:t>
+        <w:t>() {</w:t>
       </w:r>
     </w:p>
     <w:p>
@@ -1048,7 +1014,6 @@
         <w:t xml:space="preserve">  </w:t>
       </w:r>
       <w:proofErr w:type="spellStart"/>
-      <w:proofErr w:type="gramStart"/>
       <w:r>
         <w:rPr>
           <w:rFonts w:ascii="Consolas" w:eastAsia="Times New Roman" w:hAnsi="Consolas" w:cs="Times New Roman"/>
@@ -1070,7 +1035,6 @@
         <w:t>write</w:t>
       </w:r>
       <w:proofErr w:type="spellEnd"/>
-      <w:proofErr w:type="gramEnd"/>
       <w:r>
         <w:rPr>
           <w:rFonts w:ascii="Consolas" w:eastAsia="Times New Roman" w:hAnsi="Consolas" w:cs="Times New Roman"/>
@@ -1210,7 +1174,6 @@
         <w:t xml:space="preserve"> </w:t>
       </w:r>
       <w:proofErr w:type="spellStart"/>
-      <w:proofErr w:type="gramStart"/>
       <w:r>
         <w:rPr>
           <w:rFonts w:ascii="Consolas" w:eastAsia="Times New Roman" w:hAnsi="Consolas" w:cs="Times New Roman"/>
@@ -1242,7 +1205,6 @@
         <w:t>parse</w:t>
       </w:r>
       <w:proofErr w:type="spellEnd"/>
-      <w:proofErr w:type="gramEnd"/>
       <w:r>
         <w:rPr>
           <w:rFonts w:ascii="Consolas" w:eastAsia="Times New Roman" w:hAnsi="Consolas" w:cs="Times New Roman"/>
@@ -1344,7 +1306,6 @@
         <w:t xml:space="preserve">  </w:t>
       </w:r>
       <w:proofErr w:type="spellStart"/>
-      <w:proofErr w:type="gramStart"/>
       <w:r>
         <w:rPr>
           <w:rFonts w:ascii="Consolas" w:eastAsia="Times New Roman" w:hAnsi="Consolas" w:cs="Times New Roman"/>
@@ -1366,7 +1327,6 @@
         <w:t>write</w:t>
       </w:r>
       <w:proofErr w:type="spellEnd"/>
-      <w:proofErr w:type="gramEnd"/>
       <w:r>
         <w:rPr>
           <w:rFonts w:ascii="Consolas" w:eastAsia="Times New Roman" w:hAnsi="Consolas" w:cs="Times New Roman"/>
@@ -1506,7 +1466,6 @@
         <w:t xml:space="preserve"> </w:t>
       </w:r>
       <w:proofErr w:type="spellStart"/>
-      <w:proofErr w:type="gramStart"/>
       <w:r>
         <w:rPr>
           <w:rFonts w:ascii="Consolas" w:eastAsia="Times New Roman" w:hAnsi="Consolas" w:cs="Times New Roman"/>
@@ -1538,7 +1497,6 @@
         <w:t>parse</w:t>
       </w:r>
       <w:proofErr w:type="spellEnd"/>
-      <w:proofErr w:type="gramEnd"/>
       <w:r>
         <w:rPr>
           <w:rFonts w:ascii="Consolas" w:eastAsia="Times New Roman" w:hAnsi="Consolas" w:cs="Times New Roman"/>
@@ -1845,7 +1803,6 @@
         </w:rPr>
         <w:t xml:space="preserve">  </w:t>
       </w:r>
-      <w:proofErr w:type="gramStart"/>
       <w:r>
         <w:rPr>
           <w:rFonts w:ascii="Consolas" w:eastAsia="Times New Roman" w:hAnsi="Consolas" w:cs="Times New Roman"/>
@@ -1866,7 +1823,6 @@
         </w:rPr>
         <w:t>(</w:t>
       </w:r>
-      <w:proofErr w:type="gramEnd"/>
       <w:r>
         <w:rPr>
           <w:rFonts w:ascii="Consolas" w:eastAsia="Times New Roman" w:hAnsi="Consolas" w:cs="Times New Roman"/>
@@ -2177,7 +2133,6 @@
         </w:rPr>
         <w:t xml:space="preserve">    </w:t>
       </w:r>
-      <w:proofErr w:type="gramStart"/>
       <w:r>
         <w:rPr>
           <w:rFonts w:ascii="Consolas" w:eastAsia="Times New Roman" w:hAnsi="Consolas" w:cs="Times New Roman"/>
@@ -2198,7 +2153,6 @@
         </w:rPr>
         <w:t>(</w:t>
       </w:r>
-      <w:proofErr w:type="gramEnd"/>
       <w:r>
         <w:rPr>
           <w:rFonts w:ascii="Consolas" w:eastAsia="Times New Roman" w:hAnsi="Consolas" w:cs="Times New Roman"/>
@@ -2495,7 +2449,6 @@
         </w:rPr>
         <w:t xml:space="preserve">    </w:t>
       </w:r>
-      <w:proofErr w:type="gramStart"/>
       <w:r>
         <w:rPr>
           <w:rFonts w:ascii="Consolas" w:eastAsia="Times New Roman" w:hAnsi="Consolas" w:cs="Times New Roman"/>
@@ -2516,7 +2469,6 @@
         </w:rPr>
         <w:t>(</w:t>
       </w:r>
-      <w:proofErr w:type="gramEnd"/>
       <w:r>
         <w:rPr>
           <w:rFonts w:ascii="Consolas" w:eastAsia="Times New Roman" w:hAnsi="Consolas" w:cs="Times New Roman"/>
@@ -2791,7 +2743,6 @@
         </w:rPr>
         <w:t xml:space="preserve">    </w:t>
       </w:r>
-      <w:proofErr w:type="gramStart"/>
       <w:r>
         <w:rPr>
           <w:rFonts w:ascii="Consolas" w:eastAsia="Times New Roman" w:hAnsi="Consolas" w:cs="Times New Roman"/>
@@ -2812,7 +2763,6 @@
         </w:rPr>
         <w:t>(</w:t>
       </w:r>
-      <w:proofErr w:type="gramEnd"/>
       <w:r>
         <w:rPr>
           <w:rFonts w:ascii="Consolas" w:eastAsia="Times New Roman" w:hAnsi="Consolas" w:cs="Times New Roman"/>
@@ -2923,7 +2873,6 @@
         </w:rPr>
         <w:t xml:space="preserve">    </w:t>
       </w:r>
-      <w:proofErr w:type="gramStart"/>
       <w:r>
         <w:rPr>
           <w:rFonts w:ascii="Consolas" w:eastAsia="Times New Roman" w:hAnsi="Consolas" w:cs="Times New Roman"/>
@@ -2944,7 +2893,6 @@
         </w:rPr>
         <w:t>(</w:t>
       </w:r>
-      <w:proofErr w:type="gramEnd"/>
       <w:r>
         <w:rPr>
           <w:rFonts w:ascii="Consolas" w:eastAsia="Times New Roman" w:hAnsi="Consolas" w:cs="Times New Roman"/>
@@ -3075,40 +3023,31 @@
           <w14:ligatures w14:val="none"/>
         </w:rPr>
         <w:tab/>
-      </w:r>
-      <w:proofErr w:type="gramStart"/>
-      <w:r>
+        <w:t>Output :</w:t>
+      </w:r>
+    </w:p>
+    <w:p>
+      <w:pPr>
         <w:rPr>
           <w:rFonts w:ascii="Times New Roman" w:eastAsia="Times New Roman" w:hAnsi="Times New Roman" w:cs="Times New Roman"/>
           <w:kern w:val="0"/>
           <w:lang w:val="en-ID" w:eastAsia="en-ID"/>
           <w14:ligatures w14:val="none"/>
         </w:rPr>
-        <w:t>Output :</w:t>
-      </w:r>
-      <w:proofErr w:type="gramEnd"/>
-    </w:p>
-    <w:p>
-      <w:pPr>
+      </w:pPr>
+      <w:r>
         <w:rPr>
           <w:rFonts w:ascii="Times New Roman" w:eastAsia="Times New Roman" w:hAnsi="Times New Roman" w:cs="Times New Roman"/>
           <w:kern w:val="0"/>
           <w:lang w:val="en-ID" w:eastAsia="en-ID"/>
           <w14:ligatures w14:val="none"/>
         </w:rPr>
-      </w:pPr>
+        <w:tab/>
+      </w:r>
       <w:r>
         <w:rPr>
           <w:rFonts w:ascii="Times New Roman" w:eastAsia="Times New Roman" w:hAnsi="Times New Roman" w:cs="Times New Roman"/>
-          <w:kern w:val="0"/>
-          <w:lang w:val="en-ID" w:eastAsia="en-ID"/>
-          <w14:ligatures w14:val="none"/>
-        </w:rPr>
-        <w:tab/>
-      </w:r>
-      <w:r>
-        <w:rPr>
-          <w:rFonts w:ascii="Times New Roman" w:eastAsia="Times New Roman" w:hAnsi="Times New Roman" w:cs="Times New Roman"/>
+          <w:noProof/>
           <w:kern w:val="0"/>
           <w:lang w:val="en-ID" w:eastAsia="en-ID"/>
           <w14:ligatures w14:val="none"/>
@@ -3438,7 +3377,6 @@
         </w:rPr>
         <w:t xml:space="preserve"> </w:t>
       </w:r>
-      <w:proofErr w:type="gramStart"/>
       <w:r>
         <w:rPr>
           <w:rFonts w:ascii="Consolas" w:eastAsia="Times New Roman" w:hAnsi="Consolas" w:cs="Times New Roman"/>
@@ -3461,20 +3399,7 @@
           <w:lang w:val="en-ID" w:eastAsia="en-ID"/>
           <w14:ligatures w14:val="none"/>
         </w:rPr>
-        <w:t>(</w:t>
-      </w:r>
-      <w:proofErr w:type="gramEnd"/>
-      <w:r>
-        <w:rPr>
-          <w:rFonts w:ascii="Consolas" w:eastAsia="Times New Roman" w:hAnsi="Consolas" w:cs="Times New Roman"/>
-          <w:color w:val="CCCCCC"/>
-          <w:kern w:val="0"/>
-          <w:sz w:val="21"/>
-          <w:szCs w:val="21"/>
-          <w:lang w:val="en-ID" w:eastAsia="en-ID"/>
-          <w14:ligatures w14:val="none"/>
-        </w:rPr>
-        <w:t>) {</w:t>
+        <w:t>() {</w:t>
       </w:r>
     </w:p>
     <w:p>
@@ -3977,7 +3902,6 @@
         <w:t xml:space="preserve">  </w:t>
       </w:r>
       <w:proofErr w:type="spellStart"/>
-      <w:proofErr w:type="gramStart"/>
       <w:r>
         <w:rPr>
           <w:rFonts w:ascii="Consolas" w:eastAsia="Times New Roman" w:hAnsi="Consolas" w:cs="Times New Roman"/>
@@ -4003,7 +3927,6 @@
         <w:t>write</w:t>
       </w:r>
       <w:proofErr w:type="spellEnd"/>
-      <w:proofErr w:type="gramEnd"/>
       <w:r>
         <w:rPr>
           <w:rFonts w:ascii="Consolas" w:eastAsia="Times New Roman" w:hAnsi="Consolas" w:cs="Times New Roman"/>
@@ -4143,7 +4066,6 @@
         <w:t xml:space="preserve"> </w:t>
       </w:r>
       <w:proofErr w:type="spellStart"/>
-      <w:proofErr w:type="gramStart"/>
       <w:r>
         <w:rPr>
           <w:rFonts w:ascii="Consolas" w:eastAsia="Times New Roman" w:hAnsi="Consolas" w:cs="Times New Roman"/>
@@ -4181,7 +4103,6 @@
         <w:t>parse</w:t>
       </w:r>
       <w:proofErr w:type="spellEnd"/>
-      <w:proofErr w:type="gramEnd"/>
       <w:r>
         <w:rPr>
           <w:rFonts w:ascii="Consolas" w:eastAsia="Times New Roman" w:hAnsi="Consolas" w:cs="Times New Roman"/>
@@ -4301,7 +4222,6 @@
         <w:lastRenderedPageBreak/>
         <w:t xml:space="preserve">  </w:t>
       </w:r>
-      <w:proofErr w:type="gramStart"/>
       <w:r>
         <w:rPr>
           <w:rFonts w:ascii="Consolas" w:eastAsia="Times New Roman" w:hAnsi="Consolas" w:cs="Times New Roman"/>
@@ -4326,7 +4246,6 @@
         </w:rPr>
         <w:t>(</w:t>
       </w:r>
-      <w:proofErr w:type="gramEnd"/>
       <w:r>
         <w:rPr>
           <w:rFonts w:ascii="Consolas" w:eastAsia="Times New Roman" w:hAnsi="Consolas" w:cs="Times New Roman"/>
@@ -4507,7 +4426,6 @@
         </w:rPr>
         <w:t xml:space="preserve">  </w:t>
       </w:r>
-      <w:proofErr w:type="gramStart"/>
       <w:r>
         <w:rPr>
           <w:rFonts w:ascii="Consolas" w:eastAsia="Times New Roman" w:hAnsi="Consolas" w:cs="Times New Roman"/>
@@ -4532,7 +4450,6 @@
         </w:rPr>
         <w:t>(</w:t>
       </w:r>
-      <w:proofErr w:type="gramEnd"/>
       <w:r>
         <w:rPr>
           <w:rFonts w:ascii="Consolas" w:eastAsia="Times New Roman" w:hAnsi="Consolas" w:cs="Times New Roman"/>
@@ -4585,7 +4502,6 @@
         </w:rPr>
         <w:t xml:space="preserve">  </w:t>
       </w:r>
-      <w:proofErr w:type="gramStart"/>
       <w:r>
         <w:rPr>
           <w:rFonts w:ascii="Consolas" w:eastAsia="Times New Roman" w:hAnsi="Consolas" w:cs="Times New Roman"/>
@@ -4610,7 +4526,6 @@
         </w:rPr>
         <w:t>(</w:t>
       </w:r>
-      <w:proofErr w:type="gramEnd"/>
       <w:r>
         <w:rPr>
           <w:rFonts w:ascii="Consolas" w:eastAsia="Times New Roman" w:hAnsi="Consolas" w:cs="Times New Roman"/>
@@ -4663,7 +4578,6 @@
         </w:rPr>
         <w:t xml:space="preserve">  </w:t>
       </w:r>
-      <w:proofErr w:type="gramStart"/>
       <w:r>
         <w:rPr>
           <w:rFonts w:ascii="Consolas" w:eastAsia="Times New Roman" w:hAnsi="Consolas" w:cs="Times New Roman"/>
@@ -4688,7 +4602,6 @@
         </w:rPr>
         <w:t>(</w:t>
       </w:r>
-      <w:proofErr w:type="gramEnd"/>
       <w:r>
         <w:rPr>
           <w:rFonts w:ascii="Consolas" w:eastAsia="Times New Roman" w:hAnsi="Consolas" w:cs="Times New Roman"/>
@@ -4758,7 +4671,6 @@
         <w:t xml:space="preserve">  </w:t>
       </w:r>
       <w:proofErr w:type="spellStart"/>
-      <w:proofErr w:type="gramStart"/>
       <w:r>
         <w:rPr>
           <w:rFonts w:ascii="Consolas" w:eastAsia="Times New Roman" w:hAnsi="Consolas" w:cs="Times New Roman"/>
@@ -4784,7 +4696,6 @@
         <w:t>write</w:t>
       </w:r>
       <w:proofErr w:type="spellEnd"/>
-      <w:proofErr w:type="gramEnd"/>
       <w:r>
         <w:rPr>
           <w:rFonts w:ascii="Consolas" w:eastAsia="Times New Roman" w:hAnsi="Consolas" w:cs="Times New Roman"/>
@@ -4950,7 +4861,6 @@
         <w:t xml:space="preserve"> </w:t>
       </w:r>
       <w:proofErr w:type="spellStart"/>
-      <w:proofErr w:type="gramStart"/>
       <w:r>
         <w:rPr>
           <w:rFonts w:ascii="Consolas" w:eastAsia="Times New Roman" w:hAnsi="Consolas" w:cs="Times New Roman"/>
@@ -4988,7 +4898,6 @@
         <w:t>parse</w:t>
       </w:r>
       <w:proofErr w:type="spellEnd"/>
-      <w:proofErr w:type="gramEnd"/>
       <w:r>
         <w:rPr>
           <w:rFonts w:ascii="Consolas" w:eastAsia="Times New Roman" w:hAnsi="Consolas" w:cs="Times New Roman"/>
@@ -5261,7 +5170,6 @@
         </w:rPr>
         <w:t xml:space="preserve">      </w:t>
       </w:r>
-      <w:proofErr w:type="gramStart"/>
       <w:r>
         <w:rPr>
           <w:rFonts w:ascii="Consolas" w:eastAsia="Times New Roman" w:hAnsi="Consolas" w:cs="Times New Roman"/>
@@ -5286,7 +5194,6 @@
         </w:rPr>
         <w:t>(</w:t>
       </w:r>
-      <w:proofErr w:type="gramEnd"/>
       <w:r>
         <w:rPr>
           <w:rFonts w:ascii="Consolas" w:eastAsia="Times New Roman" w:hAnsi="Consolas" w:cs="Times New Roman"/>
@@ -5603,7 +5510,6 @@
         </w:rPr>
         <w:t xml:space="preserve">      </w:t>
       </w:r>
-      <w:proofErr w:type="gramStart"/>
       <w:r>
         <w:rPr>
           <w:rFonts w:ascii="Consolas" w:eastAsia="Times New Roman" w:hAnsi="Consolas" w:cs="Times New Roman"/>
@@ -5628,7 +5534,6 @@
         </w:rPr>
         <w:t>(</w:t>
       </w:r>
-      <w:proofErr w:type="gramEnd"/>
       <w:r>
         <w:rPr>
           <w:rFonts w:ascii="Consolas" w:eastAsia="Times New Roman" w:hAnsi="Consolas" w:cs="Times New Roman"/>
@@ -5933,7 +5838,6 @@
         </w:rPr>
         <w:t xml:space="preserve">      </w:t>
       </w:r>
-      <w:proofErr w:type="gramStart"/>
       <w:r>
         <w:rPr>
           <w:rFonts w:ascii="Consolas" w:eastAsia="Times New Roman" w:hAnsi="Consolas" w:cs="Times New Roman"/>
@@ -5958,7 +5862,6 @@
         </w:rPr>
         <w:t>(</w:t>
       </w:r>
-      <w:proofErr w:type="gramEnd"/>
       <w:r>
         <w:rPr>
           <w:rFonts w:ascii="Consolas" w:eastAsia="Times New Roman" w:hAnsi="Consolas" w:cs="Times New Roman"/>
@@ -6239,7 +6142,6 @@
         </w:rPr>
         <w:t xml:space="preserve">      </w:t>
       </w:r>
-      <w:proofErr w:type="gramStart"/>
       <w:r>
         <w:rPr>
           <w:rFonts w:ascii="Consolas" w:eastAsia="Times New Roman" w:hAnsi="Consolas" w:cs="Times New Roman"/>
@@ -6264,7 +6166,6 @@
         </w:rPr>
         <w:t>(</w:t>
       </w:r>
-      <w:proofErr w:type="gramEnd"/>
       <w:r>
         <w:rPr>
           <w:rFonts w:ascii="Consolas" w:eastAsia="Times New Roman" w:hAnsi="Consolas" w:cs="Times New Roman"/>
@@ -6397,8 +6298,6 @@
         </w:rPr>
         <w:t>}</w:t>
       </w:r>
-      <w:bookmarkStart w:id="0" w:name="_GoBack"/>
-      <w:bookmarkEnd w:id="0"/>
     </w:p>
     <w:p>
       <w:pPr>
@@ -6411,32 +6310,26 @@
           <w:rFonts w:ascii="Times New Roman" w:hAnsi="Times New Roman" w:cs="Times New Roman"/>
         </w:rPr>
         <w:tab/>
-      </w:r>
-      <w:proofErr w:type="gramStart"/>
+        <w:t>Output :</w:t>
+      </w:r>
+    </w:p>
+    <w:p>
+      <w:pPr>
+        <w:rPr>
+          <w:noProof/>
+          <w14:ligatures w14:val="none"/>
+        </w:rPr>
+      </w:pPr>
       <w:r>
         <w:rPr>
           <w:rFonts w:ascii="Times New Roman" w:hAnsi="Times New Roman" w:cs="Times New Roman"/>
         </w:rPr>
-        <w:t>Output :</w:t>
-      </w:r>
-      <w:proofErr w:type="gramEnd"/>
-    </w:p>
-    <w:p>
-      <w:pPr>
-        <w:rPr>
+        <w:tab/>
+      </w:r>
+      <w:r>
+        <w:rPr>
+          <w:rFonts w:ascii="Times New Roman" w:hAnsi="Times New Roman" w:cs="Times New Roman"/>
           <w:noProof/>
-          <w14:ligatures w14:val="none"/>
-        </w:rPr>
-      </w:pPr>
-      <w:r>
-        <w:rPr>
-          <w:rFonts w:ascii="Times New Roman" w:hAnsi="Times New Roman" w:cs="Times New Roman"/>
-        </w:rPr>
-        <w:tab/>
-      </w:r>
-      <w:r>
-        <w:rPr>
-          <w:rFonts w:ascii="Times New Roman" w:hAnsi="Times New Roman" w:cs="Times New Roman"/>
         </w:rPr>
         <w:drawing>
           <wp:inline distT="0" distB="0" distL="0" distR="0" wp14:anchorId="34C12BB8" wp14:editId="7454D950">
@@ -6484,6 +6377,7 @@
       <w:r>
         <w:rPr>
           <w:rFonts w:ascii="Times New Roman" w:hAnsi="Times New Roman" w:cs="Times New Roman"/>
+          <w:noProof/>
         </w:rPr>
         <w:drawing>
           <wp:inline distT="0" distB="0" distL="0" distR="0" wp14:anchorId="55EE46B3" wp14:editId="3A55F282">
@@ -6886,7 +6780,6 @@
         </w:rPr>
         <w:t xml:space="preserve"> </w:t>
       </w:r>
-      <w:proofErr w:type="gramStart"/>
       <w:r>
         <w:rPr>
           <w:rFonts w:ascii="Consolas" w:eastAsia="Times New Roman" w:hAnsi="Consolas" w:cs="Times New Roman"/>
@@ -6909,20 +6802,7 @@
           <w:lang w:val="en-ID" w:eastAsia="en-ID"/>
           <w14:ligatures w14:val="none"/>
         </w:rPr>
-        <w:t>(</w:t>
-      </w:r>
-      <w:proofErr w:type="gramEnd"/>
-      <w:r>
-        <w:rPr>
-          <w:rFonts w:ascii="Consolas" w:eastAsia="Times New Roman" w:hAnsi="Consolas" w:cs="Times New Roman"/>
-          <w:color w:val="CCCCCC"/>
-          <w:kern w:val="0"/>
-          <w:sz w:val="21"/>
-          <w:szCs w:val="21"/>
-          <w:lang w:val="en-ID" w:eastAsia="en-ID"/>
-          <w14:ligatures w14:val="none"/>
-        </w:rPr>
-        <w:t>) {</w:t>
+        <w:t>() {</w:t>
       </w:r>
     </w:p>
     <w:p>
@@ -6941,7 +6821,6 @@
         </w:rPr>
       </w:pPr>
       <w:proofErr w:type="spellStart"/>
-      <w:proofErr w:type="gramStart"/>
       <w:r>
         <w:rPr>
           <w:rFonts w:ascii="Consolas" w:eastAsia="Times New Roman" w:hAnsi="Consolas" w:cs="Times New Roman"/>
@@ -6967,7 +6846,6 @@
         <w:t>write</w:t>
       </w:r>
       <w:proofErr w:type="spellEnd"/>
-      <w:proofErr w:type="gramEnd"/>
       <w:r>
         <w:rPr>
           <w:rFonts w:ascii="Consolas" w:eastAsia="Times New Roman" w:hAnsi="Consolas" w:cs="Times New Roman"/>
@@ -7121,7 +6999,6 @@
         <w:t xml:space="preserve"> </w:t>
       </w:r>
       <w:proofErr w:type="spellStart"/>
-      <w:proofErr w:type="gramStart"/>
       <w:r>
         <w:rPr>
           <w:rFonts w:ascii="Consolas" w:eastAsia="Times New Roman" w:hAnsi="Consolas" w:cs="Times New Roman"/>
@@ -7159,7 +7036,6 @@
         <w:t>parse</w:t>
       </w:r>
       <w:proofErr w:type="spellEnd"/>
-      <w:proofErr w:type="gramEnd"/>
       <w:r>
         <w:rPr>
           <w:rFonts w:ascii="Consolas" w:eastAsia="Times New Roman" w:hAnsi="Consolas" w:cs="Times New Roman"/>
@@ -7267,7 +7143,6 @@
         </w:rPr>
       </w:pPr>
       <w:proofErr w:type="spellStart"/>
-      <w:proofErr w:type="gramStart"/>
       <w:r>
         <w:rPr>
           <w:rFonts w:ascii="Consolas" w:eastAsia="Times New Roman" w:hAnsi="Consolas" w:cs="Times New Roman"/>
@@ -7294,7 +7169,6 @@
         <w:t>write</w:t>
       </w:r>
       <w:proofErr w:type="spellEnd"/>
-      <w:proofErr w:type="gramEnd"/>
       <w:r>
         <w:rPr>
           <w:rFonts w:ascii="Consolas" w:eastAsia="Times New Roman" w:hAnsi="Consolas" w:cs="Times New Roman"/>
@@ -7448,7 +7322,6 @@
         <w:t xml:space="preserve"> </w:t>
       </w:r>
       <w:proofErr w:type="spellStart"/>
-      <w:proofErr w:type="gramStart"/>
       <w:r>
         <w:rPr>
           <w:rFonts w:ascii="Consolas" w:eastAsia="Times New Roman" w:hAnsi="Consolas" w:cs="Times New Roman"/>
@@ -7486,7 +7359,6 @@
         <w:t>parse</w:t>
       </w:r>
       <w:proofErr w:type="spellEnd"/>
-      <w:proofErr w:type="gramEnd"/>
       <w:r>
         <w:rPr>
           <w:rFonts w:ascii="Consolas" w:eastAsia="Times New Roman" w:hAnsi="Consolas" w:cs="Times New Roman"/>
@@ -7593,7 +7465,6 @@
           <w14:ligatures w14:val="none"/>
         </w:rPr>
       </w:pPr>
-      <w:proofErr w:type="gramStart"/>
       <w:r>
         <w:rPr>
           <w:rFonts w:ascii="Consolas" w:eastAsia="Times New Roman" w:hAnsi="Consolas" w:cs="Times New Roman"/>
@@ -7618,7 +7489,6 @@
         </w:rPr>
         <w:t>(</w:t>
       </w:r>
-      <w:proofErr w:type="gramEnd"/>
       <w:r>
         <w:rPr>
           <w:rFonts w:ascii="Consolas" w:eastAsia="Times New Roman" w:hAnsi="Consolas" w:cs="Times New Roman"/>
@@ -7709,7 +7579,6 @@
           <w14:ligatures w14:val="none"/>
         </w:rPr>
       </w:pPr>
-      <w:proofErr w:type="gramStart"/>
       <w:r>
         <w:rPr>
           <w:rFonts w:ascii="Consolas" w:eastAsia="Times New Roman" w:hAnsi="Consolas" w:cs="Times New Roman"/>
@@ -7734,7 +7603,6 @@
         </w:rPr>
         <w:t>(</w:t>
       </w:r>
-      <w:proofErr w:type="gramEnd"/>
       <w:r>
         <w:rPr>
           <w:rFonts w:ascii="Consolas" w:eastAsia="Times New Roman" w:hAnsi="Consolas" w:cs="Times New Roman"/>
@@ -7873,7 +7741,6 @@
           <w14:ligatures w14:val="none"/>
         </w:rPr>
       </w:pPr>
-      <w:proofErr w:type="gramStart"/>
       <w:r>
         <w:rPr>
           <w:rFonts w:ascii="Consolas" w:eastAsia="Times New Roman" w:hAnsi="Consolas" w:cs="Times New Roman"/>
@@ -7898,7 +7765,6 @@
         </w:rPr>
         <w:t>(</w:t>
       </w:r>
-      <w:proofErr w:type="gramEnd"/>
       <w:r>
         <w:rPr>
           <w:rFonts w:ascii="Consolas" w:eastAsia="Times New Roman" w:hAnsi="Consolas" w:cs="Times New Roman"/>
@@ -8037,7 +7903,6 @@
           <w14:ligatures w14:val="none"/>
         </w:rPr>
       </w:pPr>
-      <w:proofErr w:type="gramStart"/>
       <w:r>
         <w:rPr>
           <w:rFonts w:ascii="Consolas" w:eastAsia="Times New Roman" w:hAnsi="Consolas" w:cs="Times New Roman"/>
@@ -8062,7 +7927,6 @@
         </w:rPr>
         <w:t>(</w:t>
       </w:r>
-      <w:proofErr w:type="gramEnd"/>
       <w:r>
         <w:rPr>
           <w:rFonts w:ascii="Consolas" w:eastAsia="Times New Roman" w:hAnsi="Consolas" w:cs="Times New Roman"/>
@@ -8201,7 +8065,6 @@
           <w14:ligatures w14:val="none"/>
         </w:rPr>
       </w:pPr>
-      <w:proofErr w:type="gramStart"/>
       <w:r>
         <w:rPr>
           <w:rFonts w:ascii="Consolas" w:eastAsia="Times New Roman" w:hAnsi="Consolas" w:cs="Times New Roman"/>
@@ -8226,7 +8089,6 @@
         </w:rPr>
         <w:t>(</w:t>
       </w:r>
-      <w:proofErr w:type="gramEnd"/>
       <w:r>
         <w:rPr>
           <w:rFonts w:ascii="Consolas" w:eastAsia="Times New Roman" w:hAnsi="Consolas" w:cs="Times New Roman"/>
@@ -8365,7 +8227,6 @@
           <w14:ligatures w14:val="none"/>
         </w:rPr>
       </w:pPr>
-      <w:proofErr w:type="gramStart"/>
       <w:r>
         <w:rPr>
           <w:rFonts w:ascii="Consolas" w:eastAsia="Times New Roman" w:hAnsi="Consolas" w:cs="Times New Roman"/>
@@ -8390,7 +8251,6 @@
         </w:rPr>
         <w:t>(</w:t>
       </w:r>
-      <w:proofErr w:type="gramEnd"/>
       <w:r>
         <w:rPr>
           <w:rFonts w:ascii="Consolas" w:eastAsia="Times New Roman" w:hAnsi="Consolas" w:cs="Times New Roman"/>
@@ -8571,7 +8431,6 @@
           <w14:ligatures w14:val="none"/>
         </w:rPr>
       </w:pPr>
-      <w:proofErr w:type="gramStart"/>
       <w:r>
         <w:rPr>
           <w:rFonts w:ascii="Consolas" w:eastAsia="Times New Roman" w:hAnsi="Consolas" w:cs="Times New Roman"/>
@@ -8596,7 +8455,6 @@
         </w:rPr>
         <w:t>(</w:t>
       </w:r>
-      <w:proofErr w:type="gramEnd"/>
       <w:r>
         <w:rPr>
           <w:rFonts w:ascii="Consolas" w:eastAsia="Times New Roman" w:hAnsi="Consolas" w:cs="Times New Roman"/>
@@ -8687,7 +8545,6 @@
           <w14:ligatures w14:val="none"/>
         </w:rPr>
       </w:pPr>
-      <w:proofErr w:type="gramStart"/>
       <w:r>
         <w:rPr>
           <w:rFonts w:ascii="Consolas" w:eastAsia="Times New Roman" w:hAnsi="Consolas" w:cs="Times New Roman"/>
@@ -8712,7 +8569,6 @@
         </w:rPr>
         <w:t>(</w:t>
       </w:r>
-      <w:proofErr w:type="gramEnd"/>
       <w:r>
         <w:rPr>
           <w:rFonts w:ascii="Consolas" w:eastAsia="Times New Roman" w:hAnsi="Consolas" w:cs="Times New Roman"/>
@@ -8825,7 +8681,6 @@
           <w14:ligatures w14:val="none"/>
         </w:rPr>
       </w:pPr>
-      <w:proofErr w:type="gramStart"/>
       <w:r>
         <w:rPr>
           <w:rFonts w:ascii="Consolas" w:eastAsia="Times New Roman" w:hAnsi="Consolas" w:cs="Times New Roman"/>
@@ -8850,7 +8705,6 @@
         </w:rPr>
         <w:t>(</w:t>
       </w:r>
-      <w:proofErr w:type="gramEnd"/>
       <w:r>
         <w:rPr>
           <w:rFonts w:ascii="Consolas" w:eastAsia="Times New Roman" w:hAnsi="Consolas" w:cs="Times New Roman"/>
@@ -8963,7 +8817,6 @@
           <w14:ligatures w14:val="none"/>
         </w:rPr>
       </w:pPr>
-      <w:proofErr w:type="gramStart"/>
       <w:r>
         <w:rPr>
           <w:rFonts w:ascii="Consolas" w:eastAsia="Times New Roman" w:hAnsi="Consolas" w:cs="Times New Roman"/>
@@ -8988,7 +8841,6 @@
         </w:rPr>
         <w:t>(</w:t>
       </w:r>
-      <w:proofErr w:type="gramEnd"/>
       <w:r>
         <w:rPr>
           <w:rFonts w:ascii="Consolas" w:eastAsia="Times New Roman" w:hAnsi="Consolas" w:cs="Times New Roman"/>
@@ -9101,7 +8953,6 @@
           <w14:ligatures w14:val="none"/>
         </w:rPr>
       </w:pPr>
-      <w:proofErr w:type="gramStart"/>
       <w:r>
         <w:rPr>
           <w:rFonts w:ascii="Consolas" w:eastAsia="Times New Roman" w:hAnsi="Consolas" w:cs="Times New Roman"/>
@@ -9126,7 +8977,6 @@
         </w:rPr>
         <w:t>(</w:t>
       </w:r>
-      <w:proofErr w:type="gramEnd"/>
       <w:r>
         <w:rPr>
           <w:rFonts w:ascii="Consolas" w:eastAsia="Times New Roman" w:hAnsi="Consolas" w:cs="Times New Roman"/>
@@ -9255,7 +9105,6 @@
           <w14:ligatures w14:val="none"/>
         </w:rPr>
       </w:pPr>
-      <w:proofErr w:type="gramStart"/>
       <w:r>
         <w:rPr>
           <w:rFonts w:ascii="Consolas" w:eastAsia="Times New Roman" w:hAnsi="Consolas" w:cs="Times New Roman"/>
@@ -9280,7 +9129,6 @@
         </w:rPr>
         <w:t>(</w:t>
       </w:r>
-      <w:proofErr w:type="gramEnd"/>
       <w:r>
         <w:rPr>
           <w:rFonts w:ascii="Consolas" w:eastAsia="Times New Roman" w:hAnsi="Consolas" w:cs="Times New Roman"/>
@@ -9371,7 +9219,6 @@
           <w14:ligatures w14:val="none"/>
         </w:rPr>
       </w:pPr>
-      <w:proofErr w:type="gramStart"/>
       <w:r>
         <w:rPr>
           <w:rFonts w:ascii="Consolas" w:eastAsia="Times New Roman" w:hAnsi="Consolas" w:cs="Times New Roman"/>
@@ -9396,7 +9243,6 @@
         </w:rPr>
         <w:t>(</w:t>
       </w:r>
-      <w:proofErr w:type="gramEnd"/>
       <w:r>
         <w:rPr>
           <w:rFonts w:ascii="Consolas" w:eastAsia="Times New Roman" w:hAnsi="Consolas" w:cs="Times New Roman"/>
@@ -9557,7 +9403,6 @@
           <w14:ligatures w14:val="none"/>
         </w:rPr>
       </w:pPr>
-      <w:proofErr w:type="gramStart"/>
       <w:r>
         <w:rPr>
           <w:rFonts w:ascii="Consolas" w:eastAsia="Times New Roman" w:hAnsi="Consolas" w:cs="Times New Roman"/>
@@ -9582,7 +9427,6 @@
         </w:rPr>
         <w:t>(</w:t>
       </w:r>
-      <w:proofErr w:type="gramEnd"/>
       <w:r>
         <w:rPr>
           <w:rFonts w:ascii="Consolas" w:eastAsia="Times New Roman" w:hAnsi="Consolas" w:cs="Times New Roman"/>
@@ -9759,7 +9603,6 @@
           <w14:ligatures w14:val="none"/>
         </w:rPr>
       </w:pPr>
-      <w:proofErr w:type="gramStart"/>
       <w:r>
         <w:rPr>
           <w:rFonts w:ascii="Consolas" w:eastAsia="Times New Roman" w:hAnsi="Consolas" w:cs="Times New Roman"/>
@@ -9784,7 +9627,6 @@
         </w:rPr>
         <w:t>(</w:t>
       </w:r>
-      <w:proofErr w:type="gramEnd"/>
       <w:r>
         <w:rPr>
           <w:rFonts w:ascii="Consolas" w:eastAsia="Times New Roman" w:hAnsi="Consolas" w:cs="Times New Roman"/>
@@ -9965,7 +9807,6 @@
           <w14:ligatures w14:val="none"/>
         </w:rPr>
       </w:pPr>
-      <w:proofErr w:type="gramStart"/>
       <w:r>
         <w:rPr>
           <w:rFonts w:ascii="Consolas" w:eastAsia="Times New Roman" w:hAnsi="Consolas" w:cs="Times New Roman"/>
@@ -9990,7 +9831,6 @@
         </w:rPr>
         <w:t>(</w:t>
       </w:r>
-      <w:proofErr w:type="gramEnd"/>
       <w:r>
         <w:rPr>
           <w:rFonts w:ascii="Consolas" w:eastAsia="Times New Roman" w:hAnsi="Consolas" w:cs="Times New Roman"/>
@@ -10083,7 +9923,6 @@
           <w14:ligatures w14:val="none"/>
         </w:rPr>
       </w:pPr>
-      <w:proofErr w:type="gramStart"/>
       <w:r>
         <w:rPr>
           <w:rFonts w:ascii="Consolas" w:eastAsia="Times New Roman" w:hAnsi="Consolas" w:cs="Times New Roman"/>
@@ -10108,7 +9947,6 @@
         </w:rPr>
         <w:t>(</w:t>
       </w:r>
-      <w:proofErr w:type="gramEnd"/>
       <w:r>
         <w:rPr>
           <w:rFonts w:ascii="Consolas" w:eastAsia="Times New Roman" w:hAnsi="Consolas" w:cs="Times New Roman"/>
@@ -10173,7 +10011,6 @@
           <w14:ligatures w14:val="none"/>
         </w:rPr>
       </w:pPr>
-      <w:proofErr w:type="gramStart"/>
       <w:r>
         <w:rPr>
           <w:rFonts w:ascii="Consolas" w:eastAsia="Times New Roman" w:hAnsi="Consolas" w:cs="Times New Roman"/>
@@ -10198,7 +10035,6 @@
         </w:rPr>
         <w:t>(</w:t>
       </w:r>
-      <w:proofErr w:type="gramEnd"/>
       <w:r>
         <w:rPr>
           <w:rFonts w:ascii="Consolas" w:eastAsia="Times New Roman" w:hAnsi="Consolas" w:cs="Times New Roman"/>
@@ -10287,7 +10123,6 @@
           <w14:ligatures w14:val="none"/>
         </w:rPr>
       </w:pPr>
-      <w:proofErr w:type="gramStart"/>
       <w:r>
         <w:rPr>
           <w:rFonts w:ascii="Consolas" w:eastAsia="Times New Roman" w:hAnsi="Consolas" w:cs="Times New Roman"/>
@@ -10312,7 +10147,6 @@
         </w:rPr>
         <w:t>(</w:t>
       </w:r>
-      <w:proofErr w:type="gramEnd"/>
       <w:r>
         <w:rPr>
           <w:rFonts w:ascii="Consolas" w:eastAsia="Times New Roman" w:hAnsi="Consolas" w:cs="Times New Roman"/>
@@ -10389,7 +10223,6 @@
           <w14:ligatures w14:val="none"/>
         </w:rPr>
       </w:pPr>
-      <w:proofErr w:type="gramStart"/>
       <w:r>
         <w:rPr>
           <w:rFonts w:ascii="Consolas" w:eastAsia="Times New Roman" w:hAnsi="Consolas" w:cs="Times New Roman"/>
@@ -10414,7 +10247,6 @@
         </w:rPr>
         <w:t>(</w:t>
       </w:r>
-      <w:proofErr w:type="gramEnd"/>
       <w:r>
         <w:rPr>
           <w:rFonts w:ascii="Consolas" w:eastAsia="Times New Roman" w:hAnsi="Consolas" w:cs="Times New Roman"/>
@@ -10503,7 +10335,6 @@
           <w14:ligatures w14:val="none"/>
         </w:rPr>
       </w:pPr>
-      <w:proofErr w:type="gramStart"/>
       <w:r>
         <w:rPr>
           <w:rFonts w:ascii="Consolas" w:eastAsia="Times New Roman" w:hAnsi="Consolas" w:cs="Times New Roman"/>
@@ -10528,7 +10359,6 @@
         </w:rPr>
         <w:t>(</w:t>
       </w:r>
-      <w:proofErr w:type="gramEnd"/>
       <w:r>
         <w:rPr>
           <w:rFonts w:ascii="Consolas" w:eastAsia="Times New Roman" w:hAnsi="Consolas" w:cs="Times New Roman"/>
@@ -10633,31 +10463,24 @@
           <w:rFonts w:ascii="Times New Roman" w:hAnsi="Times New Roman" w:cs="Times New Roman"/>
         </w:rPr>
       </w:pPr>
-      <w:proofErr w:type="gramStart"/>
       <w:r>
         <w:rPr>
           <w:rFonts w:ascii="Times New Roman" w:hAnsi="Times New Roman" w:cs="Times New Roman"/>
         </w:rPr>
-        <w:t>Output :</w:t>
-      </w:r>
-      <w:proofErr w:type="gramEnd"/>
-      <w:r>
+        <w:t xml:space="preserve">Output : </w:t>
+      </w:r>
+    </w:p>
+    <w:p>
+      <w:pPr>
+        <w:ind w:left="720"/>
         <w:rPr>
           <w:rFonts w:ascii="Times New Roman" w:hAnsi="Times New Roman" w:cs="Times New Roman"/>
         </w:rPr>
-        <w:t xml:space="preserve"> </w:t>
-      </w:r>
-    </w:p>
-    <w:p>
-      <w:pPr>
-        <w:ind w:left="720"/>
+      </w:pPr>
+      <w:r>
         <w:rPr>
           <w:rFonts w:ascii="Times New Roman" w:hAnsi="Times New Roman" w:cs="Times New Roman"/>
-        </w:rPr>
-      </w:pPr>
-      <w:r>
-        <w:rPr>
-          <w:rFonts w:ascii="Times New Roman" w:hAnsi="Times New Roman" w:cs="Times New Roman"/>
+          <w:noProof/>
         </w:rPr>
         <w:lastRenderedPageBreak/>
         <w:drawing>
@@ -10696,6 +10519,53 @@
           </wp:inline>
         </w:drawing>
       </w:r>
+    </w:p>
+    <w:p>
+      <w:pPr>
+        <w:ind w:left="720"/>
+        <w:rPr>
+          <w:rFonts w:ascii="Times New Roman" w:hAnsi="Times New Roman" w:cs="Times New Roman"/>
+        </w:rPr>
+      </w:pPr>
+    </w:p>
+    <w:p>
+      <w:pPr>
+        <w:ind w:left="720"/>
+        <w:rPr>
+          <w:rFonts w:ascii="Times New Roman" w:hAnsi="Times New Roman" w:cs="Times New Roman"/>
+        </w:rPr>
+      </w:pPr>
+      <w:r>
+        <w:rPr>
+          <w:rFonts w:ascii="Times New Roman" w:hAnsi="Times New Roman" w:cs="Times New Roman"/>
+        </w:rPr>
+        <w:t xml:space="preserve">Link </w:t>
+      </w:r>
+      <w:proofErr w:type="spellStart"/>
+      <w:r>
+        <w:rPr>
+          <w:rFonts w:ascii="Times New Roman" w:hAnsi="Times New Roman" w:cs="Times New Roman"/>
+        </w:rPr>
+        <w:t>Github</w:t>
+      </w:r>
+      <w:proofErr w:type="spellEnd"/>
+      <w:r>
+        <w:rPr>
+          <w:rFonts w:ascii="Times New Roman" w:hAnsi="Times New Roman" w:cs="Times New Roman"/>
+        </w:rPr>
+        <w:t xml:space="preserve"> : </w:t>
+      </w:r>
+      <w:hyperlink r:id="rId11" w:history="1">
+        <w:r>
+          <w:rPr>
+            <w:rStyle w:val="Hyperlink"/>
+            <w:rFonts w:ascii="Times New Roman" w:hAnsi="Times New Roman" w:cs="Times New Roman"/>
+          </w:rPr>
+          <w:t>https://github.com/CitraAyu0/PemrogramanMobile.git</w:t>
+        </w:r>
+      </w:hyperlink>
+      <w:bookmarkStart w:id="0" w:name="_GoBack"/>
+      <w:bookmarkEnd w:id="0"/>
     </w:p>
     <w:sectPr>
       <w:pgSz w:w="11906" w:h="16838"/>
@@ -11372,6 +11242,29 @@
       <w:contextualSpacing/>
     </w:pPr>
   </w:style>
+  <w:style w:type="character" w:styleId="Hyperlink">
+    <w:name w:val="Hyperlink"/>
+    <w:basedOn w:val="DefaultParagraphFont"/>
+    <w:uiPriority w:val="99"/>
+    <w:unhideWhenUsed/>
+    <w:rsid w:val="00EA4F7D"/>
+    <w:rPr>
+      <w:color w:val="0563C1" w:themeColor="hyperlink"/>
+      <w:u w:val="single"/>
+    </w:rPr>
+  </w:style>
+  <w:style w:type="character" w:styleId="UnresolvedMention">
+    <w:name w:val="Unresolved Mention"/>
+    <w:basedOn w:val="DefaultParagraphFont"/>
+    <w:uiPriority w:val="99"/>
+    <w:semiHidden/>
+    <w:unhideWhenUsed/>
+    <w:rsid w:val="00EA4F7D"/>
+    <w:rPr>
+      <w:color w:val="605E5C"/>
+      <w:shd w:val="clear" w:color="auto" w:fill="E1DFDD"/>
+    </w:rPr>
+  </w:style>
 </w:styles>
 </file>
 
